--- a/data-center-deals/files/model-data-center-negotiating-framework-brief.docx
+++ b/data-center-deals/files/model-data-center-negotiating-framework-brief.docx
@@ -53,7 +53,7 @@
     </w:p>
     <w:p>
       <w:r>
-        <w:t>Some states have begun to recognize this. In September 2026, New York released a Host Community Investment Framework recommending that local governments seek at least $1 million in community investment per megawatt of utility demand - the first state-level per-MW benchmark. It is a recommendation, not a mandate, and a flexible one: the timing and structure of contributions are negotiated locally, so it is not necessarily a recurring annual payment or cash to the host community. The actual number gets set at the negotiating table. Elsewhere, the range of outcomes is wide: a parish in Louisiana projects roughly $273,000 per megawatt of contracted utility demand per year in PILOT revenue under an industrial-development-board lease structure, while in DeForest, Wisconsin, a data center deal collapsed after secret negotiations became public, and the exposed terms remain the clearest public model of what a strong community agreement looks like. Where a community lands in that range depends on whether its terms were written before the developer arrived.</w:t>
+        <w:t>Some states have begun to recognize this. In September 2026, New York released a Host Community Investment Framework recommending that local governments seek at least $1 million in community investment per megawatt of utility demand - the first state-level per-MW benchmark. It is a recommendation, not a mandate, and a flexible one: the timing and structure of contributions are negotiated locally, so it is not necessarily a recurring annual payment or cash to the host community. The actual number gets set at the negotiating table. Elsewhere, the range of outcomes is wide: a parish in Louisiana projects roughly $273,000 per megawatt of contracted utility demand per year in PILOT revenue under an industrial-development-board lease structure, while in DeForest, Wisconsin, a data center deal collapsed after secret negotiations became public, and the exposed terms remain the clearest public model of what a strong community agreement looks like. These examples illustrate how widely deal economics can vary and why communities should establish benchmarks before project-specific negotiations begin.</w:t>
       </w:r>
     </w:p>
     <w:p>
